--- a/assets/documents/regolamento-it-bozza.docx
+++ b/assets/documents/regolamento-it-bozza.docx
@@ -3032,7 +3032,7 @@
       <w:rPr>
         <w:sz w:val="16"/>
       </w:rPr>
-      <w:t xml:space="preserve">19/09/2026   |   </w:t>
+      <w:t xml:space="preserve">21/09/2026 | Allineato al PDF ricevuto | </w:t>
     </w:r>
     <w:fldSimple w:instr="PAGE"/>
   </w:p>
@@ -3050,7 +3050,7 @@
         <w:color w:val="555555"/>
         <w:sz w:val="16"/>
       </w:rPr>
-      <w:t>GOOGLE CHALLENGE HAMU 2026  |  BOZZA PER REVISIONE</w:t>
+      <w:t>GOOGLE CHALLENGE HAMU 2026  |  TESTO IN APPROVAZIONE</w:t>
     </w:r>
   </w:p>
 </w:hdr>

--- a/assets/documents/regolamento-it-bozza.docx
+++ b/assets/documents/regolamento-it-bozza.docx
@@ -295,7 +295,7 @@
         <w:ind w:left="312" w:hanging="312"/>
       </w:pPr>
       <w:r>
-        <w:t>Il requisito dell’iscrizione deve permanere fino alla conclusione della fase finale, che si svolgerà entro il mese di novembre 2026. L’eventuale perdita del requisito deve essere tempestivamente comunicata dal partecipante all’Ateneo di appartenenza e al referente del proprio team.</w:t>
+        <w:t>Il requisito dell’iscrizione deve permanere fino alla conclusione della fase finale, che si svolgerà al più entro la fine dell’anno in corso. L’eventuale perdita del requisito deve essere tempestivamente comunicata dal partecipante all’Ateneo di appartenenza e al referente del proprio team.</w:t>
       </w:r>
     </w:p>
     <w:p>
@@ -324,6 +324,20 @@
       </w:pPr>
       <w:r>
         <w:t>La mancanza dei requisiti comporta l’esclusione del partecipante dalla selezione.</w:t>
+      </w:r>
+    </w:p>
+    <w:p>
+      <w:pPr>
+        <w:widowControl/>
+        <w:numPr>
+          <w:ilvl w:val="0"/>
+          <w:numId w:val="7"/>
+        </w:numPr>
+        <w:spacing w:after="80" w:line="259" w:lineRule="auto"/>
+        <w:ind w:left="312" w:hanging="312"/>
+      </w:pPr>
+      <w:r>
+        <w:t>Il Comitato Organizzatore avrà il diritto di escludere, anche a posteriori, coloro che non rispettino tali requisiti.</w:t>
       </w:r>
     </w:p>
     <w:p>
@@ -3032,7 +3046,7 @@
       <w:rPr>
         <w:sz w:val="16"/>
       </w:rPr>
-      <w:t xml:space="preserve">21/09/2026 | Allineato al PDF ricevuto | </w:t>
+      <w:t xml:space="preserve">01/10/2026 | Allineato al PDF ricevuto | </w:t>
     </w:r>
     <w:fldSimple w:instr="PAGE"/>
   </w:p>
